--- a/docs/companion/Chapter12/Word/How_the_Brain_Learns_Chapter_12_Student_Notes_and_Labs.docx
+++ b/docs/companion/Chapter12/Word/How_the_Brain_Learns_Chapter_12_Student_Notes_and_Labs.docx
@@ -601,7 +601,7 @@
         <w:pStyle w:val="Compact"/>
       </w:pPr>
       <w:r>
-        <w:t xml:space="preserve">Many timescales as inference about disturbances of different durations (Körding 2007).</w:t>
+        <w:t xml:space="preserve">Many timescales as inference about disturbances of different durations (Kording 2007).</w:t>
       </w:r>
     </w:p>
     <w:p>
